--- a/deliveries/cases/EN/7.docx
+++ b/deliveries/cases/EN/7.docx
@@ -4,7 +4,7 @@
   <w:body>
     <w:p>
       <w:pPr>
-        <w:ind w:left="3119" w:firstLine="0"/>
+        <w:ind w:left="0" w:right="0" w:firstLine="0"/>
         <w:jc w:val="left"/>
         <w:rPr>
           <w:rFonts w:ascii="Arial" w:cs="Arial" w:eastAsia="Arial" w:hAnsi="Arial"/>
@@ -73,7 +73,7 @@
     </w:p>
     <w:p>
       <w:pPr>
-        <w:ind w:left="3119" w:firstLine="0"/>
+        <w:ind w:left="0" w:right="0" w:firstLine="0"/>
         <w:jc w:val="right"/>
         <w:rPr>
           <w:rFonts w:ascii="Arial" w:cs="Arial" w:eastAsia="Arial" w:hAnsi="Arial"/>
@@ -92,7 +92,7 @@
     </w:p>
     <w:p>
       <w:pPr>
-        <w:ind w:left="3119" w:firstLine="0"/>
+        <w:ind w:left="0" w:right="0" w:firstLine="0"/>
         <w:jc w:val="right"/>
         <w:rPr>
           <w:rFonts w:ascii="Arial" w:cs="Arial" w:eastAsia="Arial" w:hAnsi="Arial"/>
@@ -111,7 +111,7 @@
     </w:p>
     <w:p>
       <w:pPr>
-        <w:ind w:left="3119" w:firstLine="0"/>
+        <w:ind w:left="0" w:right="0" w:firstLine="0"/>
         <w:jc w:val="right"/>
         <w:rPr>
           <w:rFonts w:ascii="Arial" w:cs="Arial" w:eastAsia="Arial" w:hAnsi="Arial"/>
@@ -130,6 +130,7 @@
     </w:p>
     <w:p>
       <w:pPr>
+        <w:ind w:left="0" w:right="0" w:firstLine="0"/>
         <w:rPr>
           <w:rFonts w:ascii="Arial" w:cs="Arial" w:eastAsia="Arial" w:hAnsi="Arial"/>
           <w:b w:val="1"/>
@@ -147,7 +148,7 @@
     </w:p>
     <w:p>
       <w:pPr>
-        <w:ind w:left="3119" w:firstLine="0"/>
+        <w:ind w:left="0" w:right="0" w:firstLine="0"/>
         <w:jc w:val="right"/>
         <w:rPr>
           <w:rFonts w:ascii="Arial" w:cs="Arial" w:eastAsia="Arial" w:hAnsi="Arial"/>
@@ -169,7 +170,7 @@
         <w:pBdr>
           <w:bottom w:color="000000" w:space="1" w:sz="4" w:val="single"/>
         </w:pBdr>
-        <w:ind w:left="5245" w:firstLine="0"/>
+        <w:ind w:left="0" w:right="0" w:firstLine="0"/>
         <w:jc w:val="right"/>
         <w:rPr>
           <w:rFonts w:ascii="Arial" w:cs="Arial" w:eastAsia="Arial" w:hAnsi="Arial"/>
@@ -195,12 +196,13 @@
     </w:p>
     <w:p>
       <w:pPr>
-        <w:rPr>
-          <w:rFonts w:ascii="Arial" w:cs="Arial" w:eastAsia="Arial" w:hAnsi="Arial"/>
-          <w:color w:val="231f20"/>
-        </w:rPr>
-      </w:pPr>
-      <w:bookmarkStart w:colFirst="0" w:colLast="0" w:name="_l9ehyehpf5f8" w:id="0"/>
+        <w:ind w:left="0" w:right="0" w:firstLine="0"/>
+        <w:rPr>
+          <w:rFonts w:ascii="Arial" w:cs="Arial" w:eastAsia="Arial" w:hAnsi="Arial"/>
+          <w:color w:val="231f20"/>
+        </w:rPr>
+      </w:pPr>
+      <w:bookmarkStart w:colFirst="0" w:colLast="0" w:name="_jsqjoaoxijkw" w:id="0"/>
       <w:bookmarkEnd w:id="0"/>
       <w:r>
         <w:rPr>
@@ -210,6 +212,7 @@
     </w:p>
     <w:p>
       <w:pPr>
+        <w:ind w:left="0" w:right="0" w:firstLine="0"/>
         <w:rPr>
           <w:rFonts w:ascii="Arial" w:cs="Arial" w:eastAsia="Arial" w:hAnsi="Arial"/>
           <w:color w:val="231f20"/>
@@ -226,6 +229,7 @@
         <w:tabs>
           <w:tab w:val="left" w:leader="none" w:pos="11340"/>
         </w:tabs>
+        <w:ind w:left="0" w:right="0" w:firstLine="0"/>
         <w:rPr>
           <w:rFonts w:ascii="Arial" w:cs="Arial" w:eastAsia="Arial" w:hAnsi="Arial"/>
           <w:color w:val="231f20"/>
@@ -242,6 +246,7 @@
     </w:p>
     <w:p>
       <w:pPr>
+        <w:ind w:left="0" w:right="0" w:firstLine="0"/>
         <w:jc w:val="center"/>
         <w:rPr>
           <w:rFonts w:ascii="Arial" w:cs="Arial" w:eastAsia="Arial" w:hAnsi="Arial"/>
@@ -267,6 +272,7 @@
     </w:p>
     <w:p>
       <w:pPr>
+        <w:ind w:left="0" w:right="0" w:firstLine="0"/>
         <w:jc w:val="center"/>
         <w:rPr>
           <w:rFonts w:ascii="Arial" w:cs="Arial" w:eastAsia="Arial" w:hAnsi="Arial"/>
@@ -281,7 +287,7 @@
     </w:p>
     <w:p>
       <w:pPr>
-        <w:ind w:left="1560" w:right="1417" w:firstLine="0"/>
+        <w:ind w:left="0" w:right="0" w:firstLine="0"/>
         <w:jc w:val="center"/>
         <w:rPr>
           <w:rFonts w:ascii="Arial" w:cs="Arial" w:eastAsia="Arial" w:hAnsi="Arial"/>
@@ -307,7 +313,7 @@
     </w:p>
     <w:p>
       <w:pPr>
-        <w:ind w:left="1560" w:right="1417" w:firstLine="0"/>
+        <w:ind w:left="0" w:right="0" w:firstLine="0"/>
         <w:jc w:val="center"/>
         <w:rPr>
           <w:rFonts w:ascii="Arial" w:cs="Arial" w:eastAsia="Arial" w:hAnsi="Arial"/>
@@ -333,32 +339,35 @@
     </w:p>
     <w:p>
       <w:pPr>
-        <w:rPr>
-          <w:rFonts w:ascii="Arial" w:cs="Arial" w:eastAsia="Arial" w:hAnsi="Arial"/>
-          <w:color w:val="231f20"/>
-        </w:rPr>
-      </w:pPr>
-      <w:r>
-        <w:rPr>
-          <w:rtl w:val="0"/>
-        </w:rPr>
-      </w:r>
-    </w:p>
-    <w:p>
-      <w:pPr>
-        <w:rPr>
-          <w:rFonts w:ascii="Arial" w:cs="Arial" w:eastAsia="Arial" w:hAnsi="Arial"/>
-          <w:color w:val="231f20"/>
-        </w:rPr>
-      </w:pPr>
-      <w:r>
-        <w:rPr>
-          <w:rtl w:val="0"/>
-        </w:rPr>
-      </w:r>
-    </w:p>
-    <w:p>
-      <w:pPr>
+        <w:ind w:left="0" w:right="0" w:firstLine="0"/>
+        <w:rPr>
+          <w:rFonts w:ascii="Arial" w:cs="Arial" w:eastAsia="Arial" w:hAnsi="Arial"/>
+          <w:color w:val="231f20"/>
+        </w:rPr>
+      </w:pPr>
+      <w:r>
+        <w:rPr>
+          <w:rtl w:val="0"/>
+        </w:rPr>
+      </w:r>
+    </w:p>
+    <w:p>
+      <w:pPr>
+        <w:ind w:left="0" w:right="0" w:firstLine="0"/>
+        <w:rPr>
+          <w:rFonts w:ascii="Arial" w:cs="Arial" w:eastAsia="Arial" w:hAnsi="Arial"/>
+          <w:color w:val="231f20"/>
+        </w:rPr>
+      </w:pPr>
+      <w:r>
+        <w:rPr>
+          <w:rtl w:val="0"/>
+        </w:rPr>
+      </w:r>
+    </w:p>
+    <w:p>
+      <w:pPr>
+        <w:ind w:left="0" w:right="0" w:firstLine="0"/>
         <w:rPr>
           <w:rFonts w:ascii="Arial" w:cs="Arial" w:eastAsia="Arial" w:hAnsi="Arial"/>
           <w:color w:val="231f20"/>
@@ -375,6 +384,7 @@
         <w:tabs>
           <w:tab w:val="left" w:leader="none" w:pos="6115"/>
         </w:tabs>
+        <w:ind w:left="0" w:right="0" w:firstLine="0"/>
         <w:rPr>
           <w:rFonts w:ascii="Arial" w:cs="Arial" w:eastAsia="Arial" w:hAnsi="Arial"/>
           <w:color w:val="231f20"/>
@@ -391,6 +401,7 @@
         <w:tabs>
           <w:tab w:val="left" w:leader="none" w:pos="6115"/>
         </w:tabs>
+        <w:ind w:left="0" w:right="0" w:firstLine="0"/>
         <w:rPr>
           <w:rFonts w:ascii="Arial" w:cs="Arial" w:eastAsia="Arial" w:hAnsi="Arial"/>
           <w:color w:val="231f20"/>
@@ -407,58 +418,63 @@
         <w:tabs>
           <w:tab w:val="left" w:leader="none" w:pos="6115"/>
         </w:tabs>
-        <w:rPr>
-          <w:rFonts w:ascii="Arial" w:cs="Arial" w:eastAsia="Arial" w:hAnsi="Arial"/>
-          <w:color w:val="231f20"/>
-        </w:rPr>
-      </w:pPr>
-      <w:r>
-        <w:rPr>
-          <w:rtl w:val="0"/>
-        </w:rPr>
-      </w:r>
-    </w:p>
-    <w:p>
-      <w:pPr>
-        <w:rPr>
-          <w:rFonts w:ascii="Arial" w:cs="Arial" w:eastAsia="Arial" w:hAnsi="Arial"/>
-          <w:color w:val="231f20"/>
-        </w:rPr>
-      </w:pPr>
-      <w:r>
-        <w:rPr>
-          <w:rtl w:val="0"/>
-        </w:rPr>
-      </w:r>
-    </w:p>
-    <w:p>
-      <w:pPr>
-        <w:rPr>
-          <w:rFonts w:ascii="Arial" w:cs="Arial" w:eastAsia="Arial" w:hAnsi="Arial"/>
-          <w:color w:val="231f20"/>
-        </w:rPr>
-      </w:pPr>
-      <w:r>
-        <w:rPr>
-          <w:rtl w:val="0"/>
-        </w:rPr>
-      </w:r>
-    </w:p>
-    <w:p>
-      <w:pPr>
-        <w:rPr>
-          <w:rFonts w:ascii="Arial" w:cs="Arial" w:eastAsia="Arial" w:hAnsi="Arial"/>
-          <w:color w:val="231f20"/>
-        </w:rPr>
-      </w:pPr>
-      <w:r>
-        <w:rPr>
-          <w:rtl w:val="0"/>
-        </w:rPr>
-      </w:r>
-    </w:p>
-    <w:p>
-      <w:pPr>
+        <w:ind w:left="0" w:right="0" w:firstLine="0"/>
+        <w:rPr>
+          <w:rFonts w:ascii="Arial" w:cs="Arial" w:eastAsia="Arial" w:hAnsi="Arial"/>
+          <w:color w:val="231f20"/>
+        </w:rPr>
+      </w:pPr>
+      <w:r>
+        <w:rPr>
+          <w:rtl w:val="0"/>
+        </w:rPr>
+      </w:r>
+    </w:p>
+    <w:p>
+      <w:pPr>
+        <w:ind w:left="0" w:right="0" w:firstLine="0"/>
+        <w:rPr>
+          <w:rFonts w:ascii="Arial" w:cs="Arial" w:eastAsia="Arial" w:hAnsi="Arial"/>
+          <w:color w:val="231f20"/>
+        </w:rPr>
+      </w:pPr>
+      <w:r>
+        <w:rPr>
+          <w:rtl w:val="0"/>
+        </w:rPr>
+      </w:r>
+    </w:p>
+    <w:p>
+      <w:pPr>
+        <w:ind w:left="0" w:right="0" w:firstLine="0"/>
+        <w:rPr>
+          <w:rFonts w:ascii="Arial" w:cs="Arial" w:eastAsia="Arial" w:hAnsi="Arial"/>
+          <w:color w:val="231f20"/>
+        </w:rPr>
+      </w:pPr>
+      <w:r>
+        <w:rPr>
+          <w:rtl w:val="0"/>
+        </w:rPr>
+      </w:r>
+    </w:p>
+    <w:p>
+      <w:pPr>
+        <w:ind w:left="0" w:right="0" w:firstLine="0"/>
+        <w:rPr>
+          <w:rFonts w:ascii="Arial" w:cs="Arial" w:eastAsia="Arial" w:hAnsi="Arial"/>
+          <w:color w:val="231f20"/>
+        </w:rPr>
+      </w:pPr>
+      <w:r>
+        <w:rPr>
+          <w:rtl w:val="0"/>
+        </w:rPr>
+      </w:r>
+    </w:p>
+    <w:p>
+      <w:pPr>
+        <w:ind w:left="0" w:right="0" w:firstLine="0"/>
         <w:rPr>
           <w:rFonts w:ascii="Arial" w:cs="Arial" w:eastAsia="Arial" w:hAnsi="Arial"/>
           <w:b w:val="1"/>
@@ -495,6 +511,7 @@
           <w:tab w:val="left" w:leader="none" w:pos="2835"/>
         </w:tabs>
         <w:spacing w:after="0" w:lineRule="auto"/>
+        <w:ind w:left="0" w:right="0" w:firstLine="0"/>
         <w:rPr>
           <w:rFonts w:ascii="Arial" w:cs="Arial" w:eastAsia="Arial" w:hAnsi="Arial"/>
           <w:color w:val="231f20"/>
@@ -529,6 +546,7 @@
           <w:tab w:val="left" w:leader="none" w:pos="2835"/>
         </w:tabs>
         <w:spacing w:after="0" w:lineRule="auto"/>
+        <w:ind w:left="0" w:right="0" w:firstLine="0"/>
         <w:rPr>
           <w:rFonts w:ascii="Arial" w:cs="Arial" w:eastAsia="Arial" w:hAnsi="Arial"/>
           <w:color w:val="231f20"/>
@@ -563,6 +581,7 @@
           <w:tab w:val="left" w:leader="none" w:pos="2835"/>
         </w:tabs>
         <w:spacing w:after="0" w:lineRule="auto"/>
+        <w:ind w:left="0" w:right="0" w:firstLine="0"/>
         <w:rPr>
           <w:rFonts w:ascii="Arial" w:cs="Arial" w:eastAsia="Arial" w:hAnsi="Arial"/>
           <w:color w:val="231f20"/>
@@ -597,6 +616,7 @@
           <w:tab w:val="left" w:leader="none" w:pos="2835"/>
         </w:tabs>
         <w:spacing w:after="0" w:lineRule="auto"/>
+        <w:ind w:left="0" w:right="0" w:firstLine="0"/>
         <w:rPr>
           <w:rFonts w:ascii="Arial" w:cs="Arial" w:eastAsia="Arial" w:hAnsi="Arial"/>
           <w:color w:val="231f20"/>
@@ -631,7 +651,7 @@
           <w:tab w:val="left" w:leader="none" w:pos="2835"/>
         </w:tabs>
         <w:spacing w:after="0" w:lineRule="auto"/>
-        <w:ind w:left="2410" w:hanging="2410"/>
+        <w:ind w:left="0" w:right="0" w:firstLine="0"/>
         <w:rPr>
           <w:rFonts w:ascii="Arial" w:cs="Arial" w:eastAsia="Arial" w:hAnsi="Arial"/>
           <w:color w:val="231f20"/>
@@ -666,6 +686,7 @@
           <w:tab w:val="left" w:leader="none" w:pos="2835"/>
         </w:tabs>
         <w:spacing w:after="0" w:lineRule="auto"/>
+        <w:ind w:left="0" w:right="0" w:firstLine="0"/>
         <w:rPr>
           <w:rFonts w:ascii="Arial" w:cs="Arial" w:eastAsia="Arial" w:hAnsi="Arial"/>
           <w:color w:val="231f20"/>
@@ -700,6 +721,7 @@
           <w:tab w:val="left" w:leader="none" w:pos="2835"/>
         </w:tabs>
         <w:spacing w:after="0" w:lineRule="auto"/>
+        <w:ind w:left="0" w:right="0" w:firstLine="0"/>
         <w:rPr>
           <w:rFonts w:ascii="Arial" w:cs="Arial" w:eastAsia="Arial" w:hAnsi="Arial"/>
           <w:color w:val="231f20"/>
@@ -750,6 +772,7 @@
           <w:tab w:val="left" w:leader="none" w:pos="2835"/>
         </w:tabs>
         <w:spacing w:after="0" w:lineRule="auto"/>
+        <w:ind w:left="0" w:right="0" w:firstLine="0"/>
         <w:rPr>
           <w:rFonts w:ascii="Arial" w:cs="Arial" w:eastAsia="Arial" w:hAnsi="Arial"/>
           <w:color w:val="231f20"/>
@@ -773,7 +796,7 @@
     <w:p>
       <w:pPr>
         <w:spacing w:after="0" w:line="276" w:lineRule="auto"/>
-        <w:ind w:right="0"/>
+        <w:ind w:left="0" w:right="0" w:firstLine="0"/>
         <w:jc w:val="left"/>
         <w:rPr>
           <w:rFonts w:ascii="Arial" w:cs="Arial" w:eastAsia="Arial" w:hAnsi="Arial"/>
@@ -846,7 +869,7 @@
     </w:p>
     <w:sdt>
       <w:sdtPr>
-        <w:id w:val="-1158113782"/>
+        <w:id w:val="1072045531"/>
         <w:docPartObj>
           <w:docPartGallery w:val="Table of Contents"/>
           <w:docPartUnique w:val="1"/>
@@ -855,6 +878,7 @@
       <w:sdtContent>
         <w:p>
           <w:pPr>
+            <w:ind w:left="0" w:right="0" w:firstLine="0"/>
             <w:rPr>
               <w:rFonts w:ascii="Arial" w:cs="Arial" w:eastAsia="Arial" w:hAnsi="Arial"/>
               <w:b w:val="1"/>
@@ -894,7 +918,7 @@
     <w:p>
       <w:pPr>
         <w:spacing w:after="200" w:line="276" w:lineRule="auto"/>
-        <w:ind w:right="0"/>
+        <w:ind w:left="0" w:right="0" w:firstLine="0"/>
         <w:jc w:val="left"/>
         <w:rPr>
           <w:rFonts w:ascii="Arial" w:cs="Arial" w:eastAsia="Arial" w:hAnsi="Arial"/>
@@ -905,7 +929,7 @@
           <w:szCs w:val="24"/>
         </w:rPr>
       </w:pPr>
-      <w:bookmarkStart w:colFirst="0" w:colLast="0" w:name="_5b4e7bfhz8zx" w:id="1"/>
+      <w:bookmarkStart w:colFirst="0" w:colLast="0" w:name="_1ubtzjhtfb4n" w:id="1"/>
       <w:bookmarkEnd w:id="1"/>
       <w:r>
         <w:br w:type="page"/>
@@ -918,6 +942,7 @@
     </w:p>
     <w:p>
       <w:pPr>
+        <w:ind w:left="0" w:right="0" w:firstLine="0"/>
         <w:rPr>
           <w:rFonts w:ascii="Arial" w:cs="Arial" w:eastAsia="Arial" w:hAnsi="Arial"/>
           <w:color w:val="231f20"/>
@@ -937,7 +962,7 @@
       <w:footerReference r:id="rId8" w:type="default"/>
       <w:footerReference r:id="rId9" w:type="first"/>
       <w:pgSz w:h="16838" w:w="11906" w:orient="portrait"/>
-      <w:pgMar w:bottom="1140" w:top="1440" w:left="431" w:right="1140" w:header="561" w:footer="561"/>
+      <w:pgMar w:bottom="1133.8582677165355" w:top="1133.8582677165355" w:left="850.3937007874016" w:right="850.3937007874016" w:header="561" w:footer="561"/>
       <w:pgNumType w:start="1"/>
       <w:titlePg w:val="1"/>
     </w:sectPr>
@@ -951,7 +976,6 @@
     <w:pPr>
       <w:keepNext w:val="0"/>
       <w:keepLines w:val="0"/>
-      <w:pageBreakBefore w:val="0"/>
       <w:widowControl w:val="0"/>
       <w:pBdr>
         <w:top w:space="0" w:sz="0" w:val="nil"/>
@@ -990,7 +1014,6 @@
     <w:pPr>
       <w:keepNext w:val="0"/>
       <w:keepLines w:val="0"/>
-      <w:pageBreakBefore w:val="0"/>
       <w:widowControl w:val="0"/>
       <w:pBdr>
         <w:top w:color="808080" w:space="0" w:sz="4" w:val="single"/>
@@ -1001,7 +1024,7 @@
       </w:pBdr>
       <w:shd w:fill="auto" w:val="clear"/>
       <w:spacing w:after="0" w:before="0" w:line="240" w:lineRule="auto"/>
-      <w:ind w:left="-142" w:right="0" w:firstLine="0"/>
+      <w:ind w:left="0" w:right="0" w:firstLine="0"/>
       <w:jc w:val="center"/>
       <w:rPr/>
     </w:pPr>
@@ -1107,20 +1130,20 @@
         <wp:anchor allowOverlap="1" behindDoc="0" distB="0" distT="0" distL="0" distR="0" hidden="0" layoutInCell="1" locked="0" relativeHeight="0" simplePos="0">
           <wp:simplePos x="0" y="0"/>
           <wp:positionH relativeFrom="column">
-            <wp:posOffset>-71119</wp:posOffset>
+            <wp:posOffset>295275</wp:posOffset>
           </wp:positionH>
           <wp:positionV relativeFrom="paragraph">
-            <wp:posOffset>107950</wp:posOffset>
+            <wp:posOffset>104775</wp:posOffset>
           </wp:positionV>
           <wp:extent cx="962941" cy="363600"/>
           <wp:effectExtent b="0" l="0" r="0" t="0"/>
           <wp:wrapNone/>
-          <wp:docPr id="3" name="image3.png"/>
+          <wp:docPr id="2" name="image1.png"/>
           <a:graphic>
             <a:graphicData uri="http://schemas.openxmlformats.org/drawingml/2006/picture">
               <pic:pic>
                 <pic:nvPicPr>
-                  <pic:cNvPr id="0" name="image3.png"/>
+                  <pic:cNvPr id="0" name="image1.png"/>
                   <pic:cNvPicPr preferRelativeResize="0"/>
                 </pic:nvPicPr>
                 <pic:blipFill>
@@ -1154,7 +1177,6 @@
     <w:pPr>
       <w:keepNext w:val="0"/>
       <w:keepLines w:val="0"/>
-      <w:pageBreakBefore w:val="0"/>
       <w:widowControl w:val="0"/>
       <w:pBdr>
         <w:top w:color="000000" w:space="0" w:sz="0" w:val="none"/>
@@ -1198,7 +1220,6 @@
     <w:pPr>
       <w:keepNext w:val="0"/>
       <w:keepLines w:val="0"/>
-      <w:pageBreakBefore w:val="0"/>
       <w:widowControl w:val="0"/>
       <w:pBdr>
         <w:top w:space="0" w:sz="0" w:val="nil"/>
@@ -1223,20 +1244,20 @@
         <wp:anchor allowOverlap="1" behindDoc="0" distB="0" distT="0" distL="114300" distR="114300" hidden="0" layoutInCell="1" locked="0" relativeHeight="0" simplePos="0">
           <wp:simplePos x="0" y="0"/>
           <wp:positionH relativeFrom="column">
-            <wp:posOffset>47626</wp:posOffset>
+            <wp:posOffset>47627</wp:posOffset>
           </wp:positionH>
           <wp:positionV relativeFrom="paragraph">
-            <wp:posOffset>-54518</wp:posOffset>
+            <wp:posOffset>-54517</wp:posOffset>
           </wp:positionV>
           <wp:extent cx="1355753" cy="1011600"/>
           <wp:effectExtent b="0" l="0" r="0" t="0"/>
           <wp:wrapNone/>
-          <wp:docPr id="2" name="image1.png"/>
+          <wp:docPr id="3" name="image2.png"/>
           <a:graphic>
             <a:graphicData uri="http://schemas.openxmlformats.org/drawingml/2006/picture">
               <pic:pic>
                 <pic:nvPicPr>
-                  <pic:cNvPr id="0" name="image1.png"/>
+                  <pic:cNvPr id="0" name="image2.png"/>
                   <pic:cNvPicPr preferRelativeResize="0"/>
                 </pic:nvPicPr>
                 <pic:blipFill>
@@ -1264,7 +1285,7 @@
   <w:tbl>
     <w:tblPr>
       <w:tblStyle w:val="Table1"/>
-      <w:tblW w:w="9810.0" w:type="dxa"/>
+      <w:tblW w:w="10215.0" w:type="dxa"/>
       <w:jc w:val="left"/>
       <w:tblBorders>
         <w:bottom w:color="000000" w:space="0" w:sz="4" w:val="single"/>
@@ -1275,12 +1296,12 @@
     <w:tblGrid>
       <w:gridCol w:w="3510"/>
       <w:gridCol w:w="3240"/>
-      <w:gridCol w:w="3060"/>
+      <w:gridCol w:w="3465"/>
       <w:tblGridChange w:id="0">
         <w:tblGrid>
           <w:gridCol w:w="3510"/>
           <w:gridCol w:w="3240"/>
-          <w:gridCol w:w="3060"/>
+          <w:gridCol w:w="3465"/>
         </w:tblGrid>
       </w:tblGridChange>
     </w:tblGrid>

--- a/deliveries/cases/EN/7.docx
+++ b/deliveries/cases/EN/7.docx
@@ -36,12 +36,12 @@
             <wp:extent cx="1880235" cy="1381716"/>
             <wp:effectExtent b="0" l="0" r="0" t="0"/>
             <wp:wrapSquare wrapText="bothSides" distB="0" distT="0" distL="114300" distR="114300"/>
-            <wp:docPr id="1" name="image2.png"/>
+            <wp:docPr id="1" name="image1.png"/>
             <a:graphic>
               <a:graphicData uri="http://schemas.openxmlformats.org/drawingml/2006/picture">
                 <pic:pic>
                   <pic:nvPicPr>
-                    <pic:cNvPr id="0" name="image2.png"/>
+                    <pic:cNvPr id="0" name="image1.png"/>
                     <pic:cNvPicPr preferRelativeResize="0"/>
                   </pic:nvPicPr>
                   <pic:blipFill>
@@ -202,7 +202,7 @@
           <w:color w:val="231f20"/>
         </w:rPr>
       </w:pPr>
-      <w:bookmarkStart w:colFirst="0" w:colLast="0" w:name="_jsqjoaoxijkw" w:id="0"/>
+      <w:bookmarkStart w:colFirst="0" w:colLast="0" w:name="_nsvm9l7fm69g" w:id="0"/>
       <w:bookmarkEnd w:id="0"/>
       <w:r>
         <w:rPr>
@@ -869,7 +869,7 @@
     </w:p>
     <w:sdt>
       <w:sdtPr>
-        <w:id w:val="1072045531"/>
+        <w:id w:val="-824199446"/>
         <w:docPartObj>
           <w:docPartGallery w:val="Table of Contents"/>
           <w:docPartUnique w:val="1"/>
@@ -929,7 +929,7 @@
           <w:szCs w:val="24"/>
         </w:rPr>
       </w:pPr>
-      <w:bookmarkStart w:colFirst="0" w:colLast="0" w:name="_1ubtzjhtfb4n" w:id="1"/>
+      <w:bookmarkStart w:colFirst="0" w:colLast="0" w:name="_xgq7j7pl3ptq" w:id="1"/>
       <w:bookmarkEnd w:id="1"/>
       <w:r>
         <w:br w:type="page"/>
@@ -1138,12 +1138,12 @@
           <wp:extent cx="962941" cy="363600"/>
           <wp:effectExtent b="0" l="0" r="0" t="0"/>
           <wp:wrapNone/>
-          <wp:docPr id="2" name="image1.png"/>
+          <wp:docPr id="2" name="image2.png"/>
           <a:graphic>
             <a:graphicData uri="http://schemas.openxmlformats.org/drawingml/2006/picture">
               <pic:pic>
                 <pic:nvPicPr>
-                  <pic:cNvPr id="0" name="image1.png"/>
+                  <pic:cNvPr id="0" name="image2.png"/>
                   <pic:cNvPicPr preferRelativeResize="0"/>
                 </pic:nvPicPr>
                 <pic:blipFill>
@@ -1244,20 +1244,20 @@
         <wp:anchor allowOverlap="1" behindDoc="0" distB="0" distT="0" distL="114300" distR="114300" hidden="0" layoutInCell="1" locked="0" relativeHeight="0" simplePos="0">
           <wp:simplePos x="0" y="0"/>
           <wp:positionH relativeFrom="column">
-            <wp:posOffset>47627</wp:posOffset>
+            <wp:posOffset>50401</wp:posOffset>
           </wp:positionH>
           <wp:positionV relativeFrom="paragraph">
-            <wp:posOffset>-54517</wp:posOffset>
+            <wp:posOffset>66675</wp:posOffset>
           </wp:positionV>
           <wp:extent cx="1355753" cy="1011600"/>
           <wp:effectExtent b="0" l="0" r="0" t="0"/>
           <wp:wrapNone/>
-          <wp:docPr id="3" name="image2.png"/>
+          <wp:docPr id="3" name="image1.png"/>
           <a:graphic>
             <a:graphicData uri="http://schemas.openxmlformats.org/drawingml/2006/picture">
               <pic:pic>
                 <pic:nvPicPr>
-                  <pic:cNvPr id="0" name="image2.png"/>
+                  <pic:cNvPr id="0" name="image1.png"/>
                   <pic:cNvPicPr preferRelativeResize="0"/>
                 </pic:nvPicPr>
                 <pic:blipFill>
@@ -1320,8 +1320,8 @@
             <w:spacing w:after="0" w:lineRule="auto"/>
             <w:jc w:val="left"/>
             <w:rPr>
-              <w:sz w:val="18"/>
-              <w:szCs w:val="18"/>
+              <w:sz w:val="16"/>
+              <w:szCs w:val="16"/>
             </w:rPr>
           </w:pPr>
           <w:r>
@@ -1358,6 +1358,7 @@
             <w:spacing w:after="0" w:lineRule="auto"/>
             <w:jc w:val="right"/>
             <w:rPr>
+              <w:rFonts w:ascii="Arial" w:cs="Arial" w:eastAsia="Arial" w:hAnsi="Arial"/>
               <w:b w:val="1"/>
               <w:bCs w:val="1"/>
               <w:color w:val="231f20"/>
@@ -1367,6 +1368,7 @@
           </w:pPr>
           <w:r>
             <w:rPr>
+              <w:rFonts w:ascii="Arial" w:cs="Arial" w:eastAsia="Arial" w:hAnsi="Arial"/>
               <w:b w:val="1"/>
               <w:bCs w:val="1"/>
               <w:color w:val="231f20"/>
@@ -1393,6 +1395,7 @@
             <w:ind w:left="-109" w:right="317" w:firstLine="0"/>
             <w:jc w:val="left"/>
             <w:rPr>
+              <w:rFonts w:ascii="Arial" w:cs="Arial" w:eastAsia="Arial" w:hAnsi="Arial"/>
               <w:color w:val="231f20"/>
               <w:sz w:val="16"/>
               <w:szCs w:val="16"/>
@@ -1400,6 +1403,7 @@
           </w:pPr>
           <w:r>
             <w:rPr>
+              <w:rFonts w:ascii="Arial" w:cs="Arial" w:eastAsia="Arial" w:hAnsi="Arial"/>
               <w:color w:val="231f20"/>
               <w:sz w:val="16"/>
               <w:szCs w:val="16"/>

--- a/deliveries/cases/EN/7.docx
+++ b/deliveries/cases/EN/7.docx
@@ -202,7 +202,7 @@
           <w:color w:val="231f20"/>
         </w:rPr>
       </w:pPr>
-      <w:bookmarkStart w:colFirst="0" w:colLast="0" w:name="_nsvm9l7fm69g" w:id="0"/>
+      <w:bookmarkStart w:colFirst="0" w:colLast="0" w:name="_hu3xqoh1tn1" w:id="0"/>
       <w:bookmarkEnd w:id="0"/>
       <w:r>
         <w:rPr>
@@ -869,7 +869,7 @@
     </w:p>
     <w:sdt>
       <w:sdtPr>
-        <w:id w:val="-824199446"/>
+        <w:id w:val="738889490"/>
         <w:docPartObj>
           <w:docPartGallery w:val="Table of Contents"/>
           <w:docPartUnique w:val="1"/>
@@ -929,7 +929,7 @@
           <w:szCs w:val="24"/>
         </w:rPr>
       </w:pPr>
-      <w:bookmarkStart w:colFirst="0" w:colLast="0" w:name="_xgq7j7pl3ptq" w:id="1"/>
+      <w:bookmarkStart w:colFirst="0" w:colLast="0" w:name="_ry87bxt4o3da" w:id="1"/>
       <w:bookmarkEnd w:id="1"/>
       <w:r>
         <w:br w:type="page"/>
@@ -1025,7 +1025,7 @@
       <w:shd w:fill="auto" w:val="clear"/>
       <w:spacing w:after="0" w:before="0" w:line="240" w:lineRule="auto"/>
       <w:ind w:left="0" w:right="0" w:firstLine="0"/>
-      <w:jc w:val="center"/>
+      <w:jc w:val="right"/>
       <w:rPr/>
     </w:pPr>
     <w:r>
@@ -1125,48 +1125,6 @@
         <w:rtl w:val="0"/>
       </w:rPr>
     </w:r>
-    <w:r>
-      <w:drawing>
-        <wp:anchor allowOverlap="1" behindDoc="0" distB="0" distT="0" distL="0" distR="0" hidden="0" layoutInCell="1" locked="0" relativeHeight="0" simplePos="0">
-          <wp:simplePos x="0" y="0"/>
-          <wp:positionH relativeFrom="column">
-            <wp:posOffset>295275</wp:posOffset>
-          </wp:positionH>
-          <wp:positionV relativeFrom="paragraph">
-            <wp:posOffset>104775</wp:posOffset>
-          </wp:positionV>
-          <wp:extent cx="962941" cy="363600"/>
-          <wp:effectExtent b="0" l="0" r="0" t="0"/>
-          <wp:wrapNone/>
-          <wp:docPr id="2" name="image2.png"/>
-          <a:graphic>
-            <a:graphicData uri="http://schemas.openxmlformats.org/drawingml/2006/picture">
-              <pic:pic>
-                <pic:nvPicPr>
-                  <pic:cNvPr id="0" name="image2.png"/>
-                  <pic:cNvPicPr preferRelativeResize="0"/>
-                </pic:nvPicPr>
-                <pic:blipFill>
-                  <a:blip r:embed="rId1"/>
-                  <a:srcRect b="0" l="0" r="0" t="0"/>
-                  <a:stretch>
-                    <a:fillRect/>
-                  </a:stretch>
-                </pic:blipFill>
-                <pic:spPr>
-                  <a:xfrm>
-                    <a:off x="0" y="0"/>
-                    <a:ext cx="962941" cy="363600"/>
-                  </a:xfrm>
-                  <a:prstGeom prst="rect"/>
-                  <a:ln/>
-                </pic:spPr>
-              </pic:pic>
-            </a:graphicData>
-          </a:graphic>
-        </wp:anchor>
-      </w:drawing>
-    </w:r>
   </w:p>
 </w:ftr>
 </file>
@@ -1244,7 +1202,7 @@
         <wp:anchor allowOverlap="1" behindDoc="0" distB="0" distT="0" distL="114300" distR="114300" hidden="0" layoutInCell="1" locked="0" relativeHeight="0" simplePos="0">
           <wp:simplePos x="0" y="0"/>
           <wp:positionH relativeFrom="column">
-            <wp:posOffset>50401</wp:posOffset>
+            <wp:posOffset>50402</wp:posOffset>
           </wp:positionH>
           <wp:positionV relativeFrom="paragraph">
             <wp:posOffset>66675</wp:posOffset>
@@ -1252,7 +1210,7 @@
           <wp:extent cx="1355753" cy="1011600"/>
           <wp:effectExtent b="0" l="0" r="0" t="0"/>
           <wp:wrapNone/>
-          <wp:docPr id="3" name="image1.png"/>
+          <wp:docPr id="2" name="image1.png"/>
           <a:graphic>
             <a:graphicData uri="http://schemas.openxmlformats.org/drawingml/2006/picture">
               <pic:pic>
